--- a/Nouvelles demandes générales.docx
+++ b/Nouvelles demandes générales.docx
@@ -172,6 +172,15 @@
       <w:r>
         <w:t>Pour les totaux, j’aimerai que cela soit plus esthétique, cela ne me plait pas trop pour l’instant (faire des propositions)</w:t>
       </w:r>
+      <w:r>
+        <w:t xml:space="preserve"> </w:t>
+      </w:r>
+      <w:r>
+        <w:rPr>
+          <w:color w:val="EE0000"/>
+        </w:rPr>
+        <w:t>FAIT</w:t>
+      </w:r>
     </w:p>
     <w:p>
       <w:pPr>
@@ -184,6 +193,18 @@
       <w:r>
         <w:t>Par défaut, au départ d’un projet, les statuts des logements sont tous « libres »</w:t>
       </w:r>
+      <w:r>
+        <w:rPr>
+          <w:color w:val="EE0000"/>
+        </w:rPr>
+        <w:t xml:space="preserve"> </w:t>
+      </w:r>
+      <w:r>
+        <w:rPr>
+          <w:color w:val="EE0000"/>
+        </w:rPr>
+        <w:t>FAIT</w:t>
+      </w:r>
     </w:p>
     <w:p>
       <w:pPr>
@@ -196,6 +217,18 @@
       <w:r>
         <w:t>Il faut rajouter un bouton « Annuler », ce qui réinitialisera tout ce qui a été noté pour le logement en question.</w:t>
       </w:r>
+      <w:r>
+        <w:rPr>
+          <w:color w:val="EE0000"/>
+        </w:rPr>
+        <w:t xml:space="preserve"> </w:t>
+      </w:r>
+      <w:r>
+        <w:rPr>
+          <w:color w:val="EE0000"/>
+        </w:rPr>
+        <w:t>FAIT</w:t>
+      </w:r>
     </w:p>
     <w:p>
       <w:pPr>
@@ -207,6 +240,12 @@
       </w:pPr>
       <w:r>
         <w:t xml:space="preserve">Créer un nouveau filtre « Annulé », dans lequel les lots annulés avec les informations inscrites seront affichés </w:t>
+      </w:r>
+      <w:r>
+        <w:rPr>
+          <w:color w:val="EE0000"/>
+        </w:rPr>
+        <w:t>FAIT</w:t>
       </w:r>
     </w:p>
     <w:p>
@@ -241,6 +280,15 @@
       </w:pPr>
       <w:r>
         <w:t>Il faut créer une colonne « Envoyé le » et la date limite de règlement doit correspondre à cette date + le délai indiqué dans paramètre.</w:t>
+      </w:r>
+      <w:r>
+        <w:t xml:space="preserve"> </w:t>
+      </w:r>
+      <w:r>
+        <w:rPr>
+          <w:color w:val="EE0000"/>
+        </w:rPr>
+        <w:t>FAIT</w:t>
       </w:r>
     </w:p>
     <w:p>

--- a/Nouvelles demandes générales.docx
+++ b/Nouvelles demandes générales.docx
@@ -119,7 +119,15 @@
         </w:numPr>
       </w:pPr>
       <w:r>
-        <w:t xml:space="preserve">A ce sujet, dans le cas ou l’on crée une ou </w:t>
+        <w:t xml:space="preserve">A ce sujet, dans le cas </w:t>
+      </w:r>
+      <w:proofErr w:type="spellStart"/>
+      <w:r>
+        <w:t>ou</w:t>
+      </w:r>
+      <w:proofErr w:type="spellEnd"/>
+      <w:r>
+        <w:t xml:space="preserve"> l’on crée une ou </w:t>
       </w:r>
       <w:r>
         <w:t>plusieurs colonnes</w:t>
@@ -128,7 +136,15 @@
         <w:t xml:space="preserve">, prévoir d’adapter la taille </w:t>
       </w:r>
       <w:r>
-        <w:t>des lignes, écritures, etc, pour qu’il y ait toujours tout d’afficher sur un écran plein, sans avoir à naviguer avec la barre en bas de l’écran.</w:t>
+        <w:t xml:space="preserve">des lignes, écritures, </w:t>
+      </w:r>
+      <w:proofErr w:type="spellStart"/>
+      <w:r>
+        <w:t>etc</w:t>
+      </w:r>
+      <w:proofErr w:type="spellEnd"/>
+      <w:r>
+        <w:t>, pour qu’il y ait toujours tout d’afficher sur un écran plein, sans avoir à naviguer avec la barre en bas de l’écran.</w:t>
       </w:r>
       <w:r>
         <w:t xml:space="preserve"> </w:t>
@@ -302,6 +318,15 @@
       <w:r>
         <w:t>A ce sujet, pour la règle des attestations MOE qui sont émises avant la signature de l’acte, et que plusieurs appels de fonds sont considérés comme envoyés et réglés le jour de l’acte, il faut donc que la date dans « Envoyé le » corresponde à la date de signature de l’acte.</w:t>
       </w:r>
+      <w:r>
+        <w:t xml:space="preserve"> </w:t>
+      </w:r>
+      <w:r>
+        <w:rPr>
+          <w:color w:val="EE0000"/>
+        </w:rPr>
+        <w:t>FAIT</w:t>
+      </w:r>
     </w:p>
     <w:p>
       <w:pPr>
@@ -334,7 +359,21 @@
         </w:numPr>
       </w:pPr>
       <w:r>
-        <w:t>Dans le cas où il y aurait une modification de phase et pourcentage d’appels de fonds dans « paramètres » alors que des appels de fonds ont été émis, le signaler par un message d’erreur, c’est très important il ne faut pas que les montants soient faussés ou qu’il y ait un bug de sur ce sujet là</w:t>
+        <w:t xml:space="preserve">Dans le cas où il y aurait une modification de phase et pourcentage d’appels de fonds dans « paramètres » alors que des appels de fonds ont été émis, le signaler par un message d’erreur, c’est très important il ne faut pas que les montants soient faussés ou qu’il y ait un bug de sur ce </w:t>
+      </w:r>
+      <w:proofErr w:type="spellStart"/>
+      <w:r>
+        <w:t>sujet là</w:t>
+      </w:r>
+      <w:proofErr w:type="spellEnd"/>
+      <w:r>
+        <w:t xml:space="preserve"> </w:t>
+      </w:r>
+      <w:r>
+        <w:rPr>
+          <w:color w:val="EE0000"/>
+        </w:rPr>
+        <w:t>FAIT</w:t>
       </w:r>
     </w:p>
     <w:p>
@@ -348,6 +387,15 @@
       <w:r>
         <w:t>Il faut pouvoir avec un bouton qui fasse s’affiche une fenêtre avec le récapitulatif des attestations MOE avec les dates</w:t>
       </w:r>
+      <w:r>
+        <w:t xml:space="preserve"> </w:t>
+      </w:r>
+      <w:r>
+        <w:rPr>
+          <w:color w:val="EE0000"/>
+        </w:rPr>
+        <w:t>FAIT</w:t>
+      </w:r>
     </w:p>
     <w:p>
       <w:pPr>
@@ -358,7 +406,15 @@
         </w:numPr>
       </w:pPr>
       <w:r>
-        <w:t xml:space="preserve">Bug : Si par exemple je me suis trompé de date de signature de l’acte et que cela a rendu un appel de fond payé automatiquement de par sa date, il que l’appel de fond en question redevienne non payé si je modifie la date (car dans ce cas je ne rempli pas de date de règlement à la main). </w:t>
+        <w:t xml:space="preserve">Bug : Si par exemple je me suis trompé de date de signature de l’acte et que cela a rendu un appel de fond payé automatiquement de par sa date, il que l’appel de fond en question redevienne non payé si je modifie la date (car dans ce cas je ne </w:t>
+      </w:r>
+      <w:proofErr w:type="spellStart"/>
+      <w:r>
+        <w:t>rempli</w:t>
+      </w:r>
+      <w:proofErr w:type="spellEnd"/>
+      <w:r>
+        <w:t xml:space="preserve"> pas de date de règlement à la main). </w:t>
       </w:r>
       <w:r>
         <w:t>Même</w:t>
@@ -366,6 +422,15 @@
       <w:r>
         <w:t xml:space="preserve"> cas si je me suis trompé et que j’ai mis un logement acté alors qu’il est réservé ou en option.</w:t>
       </w:r>
+      <w:r>
+        <w:t xml:space="preserve"> </w:t>
+      </w:r>
+      <w:r>
+        <w:rPr>
+          <w:color w:val="EE0000"/>
+        </w:rPr>
+        <w:t>FAIT</w:t>
+      </w:r>
     </w:p>
     <w:p>
       <w:pPr>
@@ -378,6 +443,15 @@
       <w:r>
         <w:t>Une date d’attestation MOE ne peux pas être rempli si cela de la phase d’avant n’a pas été remplie (hors réservation bien sur qui ne rendre pas dans le cadre des attestations MOE)</w:t>
       </w:r>
+      <w:r>
+        <w:t xml:space="preserve"> </w:t>
+      </w:r>
+      <w:r>
+        <w:rPr>
+          <w:color w:val="EE0000"/>
+        </w:rPr>
+        <w:t>FAIT</w:t>
+      </w:r>
     </w:p>
     <w:p/>
     <w:p>
@@ -396,6 +470,15 @@
       <w:r>
         <w:t>Création de TMA possible même lorsqu’un logement est en statut « Option » ou « Réservé », mais il faut un message en rouge sous la TMA qui le précise, comme par exemple « attention, ce logement n’est pas acté ».</w:t>
       </w:r>
+      <w:r>
+        <w:t xml:space="preserve"> </w:t>
+      </w:r>
+      <w:r>
+        <w:rPr>
+          <w:color w:val="EE0000"/>
+        </w:rPr>
+        <w:t>FAIT</w:t>
+      </w:r>
     </w:p>
     <w:p>
       <w:pPr>
@@ -408,6 +491,15 @@
       <w:r>
         <w:t>Il faut créer un bouton « Supprimer » la TMA</w:t>
       </w:r>
+      <w:r>
+        <w:t xml:space="preserve"> </w:t>
+      </w:r>
+      <w:r>
+        <w:rPr>
+          <w:color w:val="EE0000"/>
+        </w:rPr>
+        <w:t>FAIT</w:t>
+      </w:r>
     </w:p>
     <w:p>
       <w:pPr>
@@ -523,7 +615,15 @@
         <w:t xml:space="preserve"> </w:t>
       </w:r>
       <w:r>
-        <w:t xml:space="preserve">client n’est plus le client (c’est dans le cas ou le promoteur proposerait cette </w:t>
+        <w:t xml:space="preserve">client n’est plus le client (c’est dans le cas </w:t>
+      </w:r>
+      <w:proofErr w:type="spellStart"/>
+      <w:r>
+        <w:t>ou</w:t>
+      </w:r>
+      <w:proofErr w:type="spellEnd"/>
+      <w:r>
+        <w:t xml:space="preserve"> le promoteur proposerait cette </w:t>
       </w:r>
       <w:r>
         <w:t>même</w:t>
@@ -664,7 +764,15 @@
         </w:numPr>
       </w:pPr>
       <w:r>
-        <w:t>On en parlera par la suite au niveau des exports, mais il faudra aussi la possibilité d’exporter en excel.</w:t>
+        <w:t xml:space="preserve">On en parlera par la suite au niveau des exports, mais il faudra aussi la possibilité d’exporter en </w:t>
+      </w:r>
+      <w:proofErr w:type="spellStart"/>
+      <w:r>
+        <w:t>excel</w:t>
+      </w:r>
+      <w:proofErr w:type="spellEnd"/>
+      <w:r>
+        <w:t>.</w:t>
       </w:r>
     </w:p>
     <w:p>
@@ -724,7 +832,15 @@
         <w:t>à</w:t>
       </w:r>
       <w:r>
-        <w:t xml:space="preserve"> faire si l’idée me vient de vendre l’appli (avec les couts également). De a à z c’est-à-dire création d’entreprise, possibilité sans diplôme, assurance, technique, etc… la totale</w:t>
+        <w:t xml:space="preserve"> faire si l’idée me vient de vendre l’appli (avec les couts également). </w:t>
+      </w:r>
+      <w:proofErr w:type="gramStart"/>
+      <w:r>
+        <w:t>De a</w:t>
+      </w:r>
+      <w:proofErr w:type="gramEnd"/>
+      <w:r>
+        <w:t xml:space="preserve"> à z c’est-à-dire création d’entreprise, possibilité sans diplôme, assurance, technique, etc… la totale</w:t>
       </w:r>
     </w:p>
     <w:p>
@@ -772,7 +888,15 @@
         </w:numPr>
       </w:pPr>
       <w:r>
-        <w:t xml:space="preserve">Il me faut aussi que tu me prépare un document de tout ce que j’ai fais pour l’expliquer à un entretien  </w:t>
+        <w:t xml:space="preserve">Il me faut aussi que tu me prépare un document de tout ce que j’ai </w:t>
+      </w:r>
+      <w:proofErr w:type="spellStart"/>
+      <w:r>
+        <w:t>fais</w:t>
+      </w:r>
+      <w:proofErr w:type="spellEnd"/>
+      <w:r>
+        <w:t xml:space="preserve"> pour l’expliquer à un entretien  </w:t>
       </w:r>
     </w:p>
     <w:p>
@@ -784,7 +908,15 @@
         </w:numPr>
       </w:pPr>
       <w:r>
-        <w:t xml:space="preserve">Question : Quand je vais laisser la possibilité à des recruteur de lire mon projet sur github, comment </w:t>
+        <w:t xml:space="preserve">Question : Quand je vais laisser la possibilité à des recruteur de lire mon projet sur </w:t>
+      </w:r>
+      <w:proofErr w:type="spellStart"/>
+      <w:r>
+        <w:t>github</w:t>
+      </w:r>
+      <w:proofErr w:type="spellEnd"/>
+      <w:r>
+        <w:t xml:space="preserve">, comment </w:t>
       </w:r>
       <w:r>
         <w:t>être</w:t>

--- a/Nouvelles demandes générales.docx
+++ b/Nouvelles demandes générales.docx
@@ -119,15 +119,7 @@
         </w:numPr>
       </w:pPr>
       <w:r>
-        <w:t xml:space="preserve">A ce sujet, dans le cas </w:t>
-      </w:r>
-      <w:proofErr w:type="spellStart"/>
-      <w:r>
-        <w:t>ou</w:t>
-      </w:r>
-      <w:proofErr w:type="spellEnd"/>
-      <w:r>
-        <w:t xml:space="preserve"> l’on crée une ou </w:t>
+        <w:t xml:space="preserve">A ce sujet, dans le cas ou l’on crée une ou </w:t>
       </w:r>
       <w:r>
         <w:t>plusieurs colonnes</w:t>
@@ -136,15 +128,7 @@
         <w:t xml:space="preserve">, prévoir d’adapter la taille </w:t>
       </w:r>
       <w:r>
-        <w:t xml:space="preserve">des lignes, écritures, </w:t>
-      </w:r>
-      <w:proofErr w:type="spellStart"/>
-      <w:r>
-        <w:t>etc</w:t>
-      </w:r>
-      <w:proofErr w:type="spellEnd"/>
-      <w:r>
-        <w:t>, pour qu’il y ait toujours tout d’afficher sur un écran plein, sans avoir à naviguer avec la barre en bas de l’écran.</w:t>
+        <w:t>des lignes, écritures, etc, pour qu’il y ait toujours tout d’afficher sur un écran plein, sans avoir à naviguer avec la barre en bas de l’écran.</w:t>
       </w:r>
       <w:r>
         <w:t xml:space="preserve"> </w:t>
@@ -359,13 +343,8 @@
         </w:numPr>
       </w:pPr>
       <w:r>
-        <w:t xml:space="preserve">Dans le cas où il y aurait une modification de phase et pourcentage d’appels de fonds dans « paramètres » alors que des appels de fonds ont été émis, le signaler par un message d’erreur, c’est très important il ne faut pas que les montants soient faussés ou qu’il y ait un bug de sur ce </w:t>
-      </w:r>
-      <w:proofErr w:type="spellStart"/>
-      <w:r>
-        <w:t>sujet là</w:t>
-      </w:r>
-      <w:proofErr w:type="spellEnd"/>
+        <w:t>Dans le cas où il y aurait une modification de phase et pourcentage d’appels de fonds dans « paramètres » alors que des appels de fonds ont été émis, le signaler par un message d’erreur, c’est très important il ne faut pas que les montants soient faussés ou qu’il y ait un bug de sur ce sujet là</w:t>
+      </w:r>
       <w:r>
         <w:t xml:space="preserve"> </w:t>
       </w:r>
@@ -406,15 +385,7 @@
         </w:numPr>
       </w:pPr>
       <w:r>
-        <w:t xml:space="preserve">Bug : Si par exemple je me suis trompé de date de signature de l’acte et que cela a rendu un appel de fond payé automatiquement de par sa date, il que l’appel de fond en question redevienne non payé si je modifie la date (car dans ce cas je ne </w:t>
-      </w:r>
-      <w:proofErr w:type="spellStart"/>
-      <w:r>
-        <w:t>rempli</w:t>
-      </w:r>
-      <w:proofErr w:type="spellEnd"/>
-      <w:r>
-        <w:t xml:space="preserve"> pas de date de règlement à la main). </w:t>
+        <w:t xml:space="preserve">Bug : Si par exemple je me suis trompé de date de signature de l’acte et que cela a rendu un appel de fond payé automatiquement de par sa date, il que l’appel de fond en question redevienne non payé si je modifie la date (car dans ce cas je ne rempli pas de date de règlement à la main). </w:t>
       </w:r>
       <w:r>
         <w:t>Même</w:t>
@@ -512,6 +483,15 @@
       <w:r>
         <w:t xml:space="preserve">Créer un nouveau filtre « Annulé », dans lequel les TMA annulées avec les informations inscrites seront affichés </w:t>
       </w:r>
+      <w:r>
+        <w:t xml:space="preserve"> </w:t>
+      </w:r>
+      <w:r>
+        <w:rPr>
+          <w:color w:val="EE0000"/>
+        </w:rPr>
+        <w:t>FAIT</w:t>
+      </w:r>
     </w:p>
     <w:p>
       <w:pPr>
@@ -575,6 +555,15 @@
       <w:r>
         <w:t xml:space="preserve">Annulé : TMA annulé </w:t>
       </w:r>
+      <w:r>
+        <w:t xml:space="preserve"> </w:t>
+      </w:r>
+      <w:r>
+        <w:rPr>
+          <w:color w:val="EE0000"/>
+        </w:rPr>
+        <w:t>FAIT</w:t>
+      </w:r>
     </w:p>
     <w:p>
       <w:pPr>
@@ -615,15 +604,7 @@
         <w:t xml:space="preserve"> </w:t>
       </w:r>
       <w:r>
-        <w:t xml:space="preserve">client n’est plus le client (c’est dans le cas </w:t>
-      </w:r>
-      <w:proofErr w:type="spellStart"/>
-      <w:r>
-        <w:t>ou</w:t>
-      </w:r>
-      <w:proofErr w:type="spellEnd"/>
-      <w:r>
-        <w:t xml:space="preserve"> le promoteur proposerait cette </w:t>
+        <w:t xml:space="preserve">client n’est plus le client (c’est dans le cas ou le promoteur proposerait cette </w:t>
       </w:r>
       <w:r>
         <w:t>même</w:t>
@@ -631,6 +612,15 @@
       <w:r>
         <w:t xml:space="preserve"> TMA au client suivant)</w:t>
       </w:r>
+      <w:r>
+        <w:t xml:space="preserve"> </w:t>
+      </w:r>
+      <w:r>
+        <w:rPr>
+          <w:color w:val="EE0000"/>
+        </w:rPr>
+        <w:t>FAIT</w:t>
+      </w:r>
     </w:p>
     <w:p>
       <w:pPr>
@@ -649,6 +639,15 @@
       <w:r>
         <w:t>l faut rajouter un message sous le statut « étude » qui indique « retard entreprise » en rouge, pour que cela soit visible.</w:t>
       </w:r>
+      <w:r>
+        <w:t xml:space="preserve"> </w:t>
+      </w:r>
+      <w:r>
+        <w:rPr>
+          <w:color w:val="EE0000"/>
+        </w:rPr>
+        <w:t>FAIT</w:t>
+      </w:r>
     </w:p>
     <w:p>
       <w:pPr>
@@ -661,6 +660,15 @@
       <w:r>
         <w:t>Il faut faire en sorte de ne pas pouvoir remplir les entreprises si la date d’envoi n’a pas été complétée (mettre un message)</w:t>
       </w:r>
+      <w:r>
+        <w:t xml:space="preserve"> </w:t>
+      </w:r>
+      <w:r>
+        <w:rPr>
+          <w:color w:val="EE0000"/>
+        </w:rPr>
+        <w:t>FAIT</w:t>
+      </w:r>
     </w:p>
     <w:p>
       <w:pPr>
@@ -678,6 +686,18 @@
       </w:r>
       <w:r>
         <w:t xml:space="preserve"> leur devis</w:t>
+      </w:r>
+      <w:r>
+        <w:rPr>
+          <w:color w:val="EE0000"/>
+        </w:rPr>
+        <w:t xml:space="preserve"> </w:t>
+      </w:r>
+      <w:r>
+        <w:rPr>
+          <w:color w:val="EE0000"/>
+        </w:rPr>
+        <w:t>FAIT</w:t>
       </w:r>
     </w:p>
     <w:p/>
@@ -699,6 +719,18 @@
       <w:r>
         <w:t>Il faut la possibilité de désactiver la fenêtre d’affichage des alertes dans paramètres (possibilité de sélectionner toutes les alertes, ou une par une (prêt, appels de fonds, etc…)</w:t>
       </w:r>
+      <w:r>
+        <w:rPr>
+          <w:color w:val="EE0000"/>
+        </w:rPr>
+        <w:t xml:space="preserve"> </w:t>
+      </w:r>
+      <w:r>
+        <w:rPr>
+          <w:color w:val="EE0000"/>
+        </w:rPr>
+        <w:t>FAIT</w:t>
+      </w:r>
     </w:p>
     <w:p/>
     <w:p>
@@ -718,6 +750,15 @@
       <w:r>
         <w:t xml:space="preserve">Créer comme une page d’accueil, où l’on pourra choisir le programme et qui nous amènera ensuite sur les interfaces et donc de choisir aussi un nouveau programme en créant son nom (il doit y avoir aussi la possibilité de changer de programme depuis les interfaces (dans l’entête pas exemple), </w:t>
       </w:r>
+      <w:r>
+        <w:t xml:space="preserve"> </w:t>
+      </w:r>
+      <w:r>
+        <w:rPr>
+          <w:color w:val="EE0000"/>
+        </w:rPr>
+        <w:t>FAIT</w:t>
+      </w:r>
     </w:p>
     <w:p>
       <w:pPr>
@@ -754,6 +795,15 @@
       <w:r>
         <w:t>Est-il possible d’avoir le code postal qui se rempli automatiquement quand on rentre une commune (pas obligatoire mais intéressant)</w:t>
       </w:r>
+      <w:r>
+        <w:t xml:space="preserve"> </w:t>
+      </w:r>
+      <w:r>
+        <w:rPr>
+          <w:color w:val="EE0000"/>
+        </w:rPr>
+        <w:t>FAIT</w:t>
+      </w:r>
     </w:p>
     <w:p>
       <w:pPr>
@@ -764,15 +814,7 @@
         </w:numPr>
       </w:pPr>
       <w:r>
-        <w:t xml:space="preserve">On en parlera par la suite au niveau des exports, mais il faudra aussi la possibilité d’exporter en </w:t>
-      </w:r>
-      <w:proofErr w:type="spellStart"/>
-      <w:r>
-        <w:t>excel</w:t>
-      </w:r>
-      <w:proofErr w:type="spellEnd"/>
-      <w:r>
-        <w:t>.</w:t>
+        <w:t>On en parlera par la suite au niveau des exports, mais il faudra aussi la possibilité d’exporter en excel.</w:t>
       </w:r>
     </w:p>
     <w:p>
@@ -786,6 +828,15 @@
       <w:r>
         <w:t>Vérifier qu’il n’y a plus rien de noté en dur (ce qui avait été fait au départ pour tester), mis à part ce que j’ai déjà complété moi-même depuis, il ne faut plus rien qui pollue</w:t>
       </w:r>
+      <w:r>
+        <w:t xml:space="preserve"> </w:t>
+      </w:r>
+      <w:r>
+        <w:rPr>
+          <w:color w:val="EE0000"/>
+        </w:rPr>
+        <w:t>FAIT</w:t>
+      </w:r>
     </w:p>
     <w:p>
       <w:pPr>
@@ -832,15 +883,7 @@
         <w:t>à</w:t>
       </w:r>
       <w:r>
-        <w:t xml:space="preserve"> faire si l’idée me vient de vendre l’appli (avec les couts également). </w:t>
-      </w:r>
-      <w:proofErr w:type="gramStart"/>
-      <w:r>
-        <w:t>De a</w:t>
-      </w:r>
-      <w:proofErr w:type="gramEnd"/>
-      <w:r>
-        <w:t xml:space="preserve"> à z c’est-à-dire création d’entreprise, possibilité sans diplôme, assurance, technique, etc… la totale</w:t>
+        <w:t xml:space="preserve"> faire si l’idée me vient de vendre l’appli (avec les couts également). De a à z c’est-à-dire création d’entreprise, possibilité sans diplôme, assurance, technique, etc… la totale</w:t>
       </w:r>
     </w:p>
     <w:p>
@@ -888,15 +931,7 @@
         </w:numPr>
       </w:pPr>
       <w:r>
-        <w:t xml:space="preserve">Il me faut aussi que tu me prépare un document de tout ce que j’ai </w:t>
-      </w:r>
-      <w:proofErr w:type="spellStart"/>
-      <w:r>
-        <w:t>fais</w:t>
-      </w:r>
-      <w:proofErr w:type="spellEnd"/>
-      <w:r>
-        <w:t xml:space="preserve"> pour l’expliquer à un entretien  </w:t>
+        <w:t xml:space="preserve">Il me faut aussi que tu me prépare un document de tout ce que j’ai fais pour l’expliquer à un entretien  </w:t>
       </w:r>
     </w:p>
     <w:p>
@@ -908,15 +943,7 @@
         </w:numPr>
       </w:pPr>
       <w:r>
-        <w:t xml:space="preserve">Question : Quand je vais laisser la possibilité à des recruteur de lire mon projet sur </w:t>
-      </w:r>
-      <w:proofErr w:type="spellStart"/>
-      <w:r>
-        <w:t>github</w:t>
-      </w:r>
-      <w:proofErr w:type="spellEnd"/>
-      <w:r>
-        <w:t xml:space="preserve">, comment </w:t>
+        <w:t xml:space="preserve">Question : Quand je vais laisser la possibilité à des recruteur de lire mon projet sur github, comment </w:t>
       </w:r>
       <w:r>
         <w:t>être</w:t>
